--- a/registry/jobs/2026-07-24_211613_sparkfabrik-s-r-l_php-developer/application/cover-letter.docx
+++ b/registry/jobs/2026-07-24_211613_sparkfabrik-s-r-l_php-developer/application/cover-letter.docx
@@ -53,7 +53,7 @@
           <w:szCs w:val="24"/>
           <w:rtl w:val="false"/>
         </w:rPr>
-        <w:t xml:space="preserve">I am applying for the PHP Developer role because it fits my strongest background: long-term backend product development with PHP, Laravel and Symfony, REST APIs, production reliability, and technical leadership in teams that need to balance delivery speed with engineering quality.</w:t>
+        <w:t xml:space="preserve">I am applying for the PHP Developer role because it matches the part of my background I would like to bring back into focus: PHP backend development, Laravel and Symfony, REST APIs, production reliability, and technical leadership in teams that care about quality delivery.</w:t>
       </w:r>
     </w:p>
     <w:p>
@@ -70,7 +70,7 @@
           <w:szCs w:val="24"/>
           <w:rtl w:val="false"/>
         </w:rPr>
-        <w:t xml:space="preserve">Across 15+ years as a backend engineer, I have worked on production platforms, automation systems, transactional communication services, payment integrations, and cloud-based backend infrastructure. At airSlate, I developed PHP backend services including Laravel/Symfony-based components, improved API and database performance, and helped move services toward Kubernetes-based delivery with CI/CD. At PDFfiller, I led a backend team building a high-volume transactional email service that scaled to around 50 million emails per month. These experiences map well to SparkFabrik's focus on durable client projects, quality delivery, open-source technologies, and cloud-native engineering.</w:t>
+        <w:t xml:space="preserve">Across 15+ years as a backend engineer, I have worked on production platforms, automation systems, transactional communication services, payment integrations, and cloud-based backend infrastructure. At airSlate, I developed PHP backend services including Laravel/Symfony-based components, improved API and database performance, and helped move services toward Kubernetes-based delivery with CI/CD. At PDFfiller, I led a backend team building a transactional email service that scaled to around 50 million emails per month.</w:t>
       </w:r>
     </w:p>
     <w:p>
@@ -87,7 +87,7 @@
           <w:szCs w:val="24"/>
           <w:rtl w:val="false"/>
         </w:rPr>
-        <w:t xml:space="preserve">I can bring hands-on PHP backend experience, pragmatic architecture judgment, and a delivery style shaped by production ownership. I also have relevant experience working with REST APIs, Git-based workflows, Linux-oriented environments, CI/CD, Kubernetes, AWS, monitoring, and distributed systems. While Drupal and modern frontend frameworks are not my strongest documented areas, I have worked across full-stack-adjacent contexts and can collaborate effectively with frontend and platform specialists.</w:t>
+        <w:t xml:space="preserve">SparkFabrik's public materials point to a mix of custom software, Drupal, cloud-native services, DevOps, Kubernetes, open source, and remote-friendly teamwork. That fits the kind of engineering environment where I can contribute well: durable systems, clear ownership, pragmatic architecture, and steady collaboration with product, platform, and client-side stakeholders.</w:t>
       </w:r>
     </w:p>
     <w:p>
@@ -104,7 +104,7 @@
           <w:szCs w:val="24"/>
           <w:rtl w:val="false"/>
         </w:rPr>
-        <w:t xml:space="preserve">SparkFabrik's public materials emphasize custom software, Drupal, cloud-native services, DevOps, Kubernetes, open source, and remote-friendly teamwork. That combination is close to the environments where I have done my best work: technically demanding systems, clear ownership, and teams that care about maintainability as much as delivery.</w:t>
+        <w:t xml:space="preserve">I can bring hands-on PHP backend experience, production judgment, and leadership shaped by systems that had to stay reliable under load. Drupal and modern frontend frameworks are not my strongest documented areas, but I have worked in full-stack-adjacent contexts and collaborate well with frontend and platform specialists.</w:t>
       </w:r>
     </w:p>
     <w:p>
@@ -143,6 +143,23 @@
           <w:rtl w:val="false"/>
         </w:rPr>
         <w:t xml:space="preserve">Valentin Nikolaev</w:t>
+      </w:r>
+    </w:p>
+    <w:p>
+      <w:pPr>
+        <w:bidi w:val="false"/>
+        <w:spacing w:after="120" w:before="120" w:line="259.20000000000005"/>
+        <w:jc w:val="left"/>
+      </w:pPr>
+      <w:r>
+        <w:rPr>
+          <w:rFonts w:ascii="Aptos" w:cs="Aptos" w:eastAsia="Aptos" w:hAnsi="Aptos"/>
+          <w:color w:val="000000"/>
+          <w:sz w:val="24"/>
+          <w:szCs w:val="24"/>
+          <w:rtl w:val="false"/>
+        </w:rPr>
+        <w:t xml:space="preserve">P.S. My Italian is limited at the moment. I am comfortable working in English and improving my Italian, and I hope this will not be a blocker for the role.</w:t>
       </w:r>
     </w:p>
     <w:sectPr>
